--- a/docx/knowledge-base/course/tong-quan-hoc-phan.docx
+++ b/docx/knowledge-base/course/tong-quan-hoc-phan.docx
@@ -162,7 +162,7 @@
         </w:rPr>
         <w:t xml:space="preserve"> giờ tín chỉ tự học quản lý. Ghi chú của CTĐT cũng nêu rằng học viên vẫn cần tự học thêm theo quy định chung. Nguồn: </w:t>
       </w:r>
-      <w:hyperlink w:history="1" r:id="rId1zw7svrvsddxuismoftgf">
+      <w:hyperlink w:history="1" r:id="rIdvym09ejyyqiwuzxvfzkte">
         <w:r>
           <w:rPr>
             <w:rStyle w:val="Hyperlink"/>
@@ -273,7 +273,7 @@
         </w:rPr>
         <w:t xml:space="preserve">. Nguồn: </w:t>
       </w:r>
-      <w:hyperlink w:history="1" r:id="rIdsadwe90saezf-w-5yp8-a">
+      <w:hyperlink w:history="1" r:id="rIdtsdlg8nfinblokvn1gwxj">
         <w:r>
           <w:rPr>
             <w:rStyle w:val="Hyperlink"/>
@@ -3179,7 +3179,7 @@
         </w:numPr>
         <w:spacing w:after="80" w:line="320"/>
       </w:pPr>
-      <w:hyperlink w:history="1" r:id="rIdknt874baueylgdbt9dc26">
+      <w:hyperlink w:history="1" r:id="rIdtly-5pebdoqbgwdskat5h">
         <w:r>
           <w:rPr>
             <w:rStyle w:val="Hyperlink"/>
@@ -3200,7 +3200,7 @@
         </w:numPr>
         <w:spacing w:after="80" w:line="320"/>
       </w:pPr>
-      <w:hyperlink w:history="1" r:id="rIdsmig5qt6y0vviwl3cqicj">
+      <w:hyperlink w:history="1" r:id="rIdq_ag61h8o7jdrrjwsa6bf">
         <w:r>
           <w:rPr>
             <w:rStyle w:val="Hyperlink"/>
